--- a/products/academia-de-reciclagem/projects/content/06 - Manifesto Fundador - Projeto Academia da Reciclagem.docx
+++ b/products/academia-de-reciclagem/projects/content/06 - Manifesto Fundador - Projeto Academia da Reciclagem.docx
@@ -37,7 +37,7 @@
           <w:szCs w:val="26"/>
           <w:rtl w:val="0"/>
         </w:rPr>
-        <w:t xml:space="preserve">10 — Manifesto Fundador do Projeto</w:t>
+        <w:t>06 — Manifesto Fundador do Projeto</w:t>
       </w:r>
       <w:r>
         <w:rPr>
@@ -390,7 +390,7 @@
         <w:rPr>
           <w:rtl w:val="0"/>
         </w:rPr>
-        <w:t xml:space="preserve">O projeto nasce inicialmente voltado aos municípios de Cotia, Carapicuíba, Embu das Artes, Vargem Grande  e Jandira, com atenção especial à região da Granja Viana, onde existem muitos condomínios residenciais, empresas e instituições capazes de exercer papel relevante nessa transformação.</w:t>
+        <w:t>O projeto nasce inicialmente voltado aos municípios de Cotia, Carapicuíba, Embu das Artes e Jandira, onde existem muitos condomínios residenciais, empresas e instituições capazes de exercer papel relevante nessa transformação.</w:t>
       </w:r>
     </w:p>
     <w:p>

--- a/products/academia-de-reciclagem/projects/content/06 - Manifesto Fundador - Projeto Academia da Reciclagem.docx
+++ b/products/academia-de-reciclagem/projects/content/06 - Manifesto Fundador - Projeto Academia da Reciclagem.docx
@@ -390,7 +390,7 @@
         <w:rPr>
           <w:rtl w:val="0"/>
         </w:rPr>
-        <w:t>O projeto nasce inicialmente voltado aos municípios de Cotia, Carapicuíba, Embu das Artes e Jandira, onde existem muitos condomínios residenciais, empresas e instituições capazes de exercer papel relevante nessa transformação.</w:t>
+        <w:t xml:space="preserve">O projeto nasce inicialmente voltado aos municípios de Cotia, Carapicuíba, Embu das Artes, Vargem Grande  e Jandira, com atenção especial à região da Granja Viana, onde existem muitos condomínios residenciais, empresas e instituições capazes de exercer papel relevante nessa transformação.</w:t>
       </w:r>
     </w:p>
     <w:p>
